--- a/manuscript/supplement.docx
+++ b/manuscript/supplement.docx
@@ -10712,7 +10712,7 @@
         <w:pStyle w:val="FirstParagraph"/>
       </w:pPr>
       <w:r>
-        <w:t xml:space="preserve">The main proposition separates estimator regularity from projection geometry. Its sufficient assumptions are:</w:t>
+        <w:t xml:space="preserve">This auxiliary conditional statement separates estimator regularity from projection geometry. Proposition 3 derives its fixed-family conclusions from primitive conditions; the assumptions below serve only to state the separate projection argument:</w:t>
       </w:r>
     </w:p>
     <w:p>

--- a/manuscript/supplement.docx
+++ b/manuscript/supplement.docx
@@ -35321,7 +35321,7 @@
         <w:pStyle w:val="FirstParagraph"/>
       </w:pPr>
       <w:r>
-        <w:t xml:space="preserve">OpenAI Codex assisted with literature searches, mathematical derivations and proof development, research code, and manuscript drafting and editing. The author personally reviewed and verified the mathematical arguments, calculations, references and final text, and takes full responsibility for the accuracy and integrity of the work.</w:t>
+        <w:t xml:space="preserve">Codex assisted with research code, literature searches, Russian-to-English translation, and mathematical derivations and proof development. The author verified the results and takes full responsibility for the manuscript.</w:t>
       </w:r>
     </w:p>
     <w:bookmarkEnd w:id="56"/>

--- a/manuscript/supplement.docx
+++ b/manuscript/supplement.docx
@@ -19841,7 +19841,7 @@
         <w:t xml:space="preserve"> </w:t>
       </w:r>
       <w:r>
-        <w:t xml:space="preserve">existence of finite-noise estimator moments. Tables 1?6 retain their</w:t>
+        <w:t xml:space="preserve">existence of finite-noise estimator moments. Tables 1–6 retain their</w:t>
       </w:r>
       <w:r>
         <w:t xml:space="preserve"> </w:t>
@@ -19871,7 +19871,7 @@
         <w:t xml:space="preserve"> </w:t>
       </w:r>
       <w:r>
-        <w:t xml:space="preserve">families. The calculation took 24.3 seconds on Kaggle.</w:t>
+        <w:t xml:space="preserve">families.</w:t>
       </w:r>
     </w:p>
     <w:bookmarkEnd w:id="43"/>
@@ -34991,7 +34991,7 @@
         <w:t xml:space="preserve"> </w:t>
       </w:r>
       <w:r>
-        <w:t xml:space="preserve">The calculation took 35.0 seconds on Kaggle. Its executed-source hash</w:t>
+        <w:t xml:space="preserve">Its executed-source hash</w:t>
       </w:r>
       <w:r>
         <w:t xml:space="preserve"> </w:t>
@@ -35350,7 +35350,16 @@
         <w:t xml:space="preserve">	</w:t>
       </w:r>
       <w:r>
-        <w:t xml:space="preserve">Cameron RH, Martin WT. Transformations of weiner integrals under translations.</w:t>
+        <w:t xml:space="preserve">Cameron RH, Martin WT. Transformations of</w:t>
+      </w:r>
+      <w:r>
+        <w:t xml:space="preserve"> </w:t>
+      </w:r>
+      <w:r>
+        <w:t xml:space="preserve">W</w:t>
+      </w:r>
+      <w:r>
+        <w:t xml:space="preserve">iener integrals under translations.</w:t>
       </w:r>
       <w:r>
         <w:t xml:space="preserve"> </w:t>
@@ -35399,7 +35408,16 @@
         <w:t xml:space="preserve">	</w:t>
       </w:r>
       <w:r>
-        <w:t xml:space="preserve">Feldman J. Equivalence and perpendicularity of gaussian processes.</w:t>
+        <w:t xml:space="preserve">Feldman J. Equivalence and perpendicularity of</w:t>
+      </w:r>
+      <w:r>
+        <w:t xml:space="preserve"> </w:t>
+      </w:r>
+      <w:r>
+        <w:t xml:space="preserve">G</w:t>
+      </w:r>
+      <w:r>
+        <w:t xml:space="preserve">aussian processes.</w:t>
       </w:r>
       <w:r>
         <w:t xml:space="preserve"> </w:t>
@@ -35595,7 +35613,16 @@
         <w:t xml:space="preserve">	</w:t>
       </w:r>
       <w:r>
-        <w:t xml:space="preserve">Ying Z. Asymptotic properties of a maximum likelihood estimator with data from a gaussian process.</w:t>
+        <w:t xml:space="preserve">Ying Z. Asymptotic properties of a maximum likelihood estimator with data from a</w:t>
+      </w:r>
+      <w:r>
+        <w:t xml:space="preserve"> </w:t>
+      </w:r>
+      <w:r>
+        <w:t xml:space="preserve">G</w:t>
+      </w:r>
+      <w:r>
+        <w:t xml:space="preserve">aussian process.</w:t>
       </w:r>
       <w:r>
         <w:t xml:space="preserve"> </w:t>

--- a/manuscript/supplement.docx
+++ b/manuscript/supplement.docx
@@ -1193,9 +1193,21 @@
             <m:r>
               <m:t>θ</m:t>
             </m:r>
-            <m:r>
-              <m:t>η</m:t>
-            </m:r>
+            <m:sSup>
+              <m:e>
+                <m:r>
+                  <m:t>θ</m:t>
+                </m:r>
+              </m:e>
+              <m:sup>
+                <m:r>
+                  <m:rPr>
+                    <m:sty m:val="p"/>
+                  </m:rPr>
+                  <m:t>′</m:t>
+                </m:r>
+              </m:sup>
+            </m:sSup>
           </m:sub>
           <m:sup>
             <m:r>
@@ -1233,9 +1245,21 @@
             <m:r>
               <m:t>θ</m:t>
             </m:r>
-            <m:r>
-              <m:t>η</m:t>
-            </m:r>
+            <m:sSup>
+              <m:e>
+                <m:r>
+                  <m:t>θ</m:t>
+                </m:r>
+              </m:e>
+              <m:sup>
+                <m:r>
+                  <m:rPr>
+                    <m:sty m:val="p"/>
+                  </m:rPr>
+                  <m:t>′</m:t>
+                </m:r>
+              </m:sup>
+            </m:sSup>
           </m:sub>
           <m:sup>
             <m:r>
@@ -1276,9 +1300,21 @@
             <m:r>
               <m:t>θ</m:t>
             </m:r>
-            <m:r>
-              <m:t>η</m:t>
-            </m:r>
+            <m:sSup>
+              <m:e>
+                <m:r>
+                  <m:t>θ</m:t>
+                </m:r>
+              </m:e>
+              <m:sup>
+                <m:r>
+                  <m:rPr>
+                    <m:sty m:val="p"/>
+                  </m:rPr>
+                  <m:t>′</m:t>
+                </m:r>
+              </m:sup>
+            </m:sSup>
           </m:sub>
         </m:sSub>
         <m:r>
@@ -1314,7 +1350,7 @@
       </w:r>
       <m:oMath>
         <m:r>
-          <m:t>δ</m:t>
+          <m:t>κ</m:t>
         </m:r>
         <m:r>
           <m:rPr>
@@ -1339,7 +1375,7 @@
         <m:sSup>
           <m:e>
             <m:r>
-              <m:t>δ</m:t>
+              <m:t>κ</m:t>
             </m:r>
           </m:e>
           <m:sup>
@@ -15577,7 +15613,7 @@
           <m:t>=</m:t>
         </m:r>
         <m:r>
-          <m:t>ρ</m:t>
+          <m:t>𝜚</m:t>
         </m:r>
         <m:r>
           <m:t> </m:t>
@@ -15646,7 +15682,7 @@
       </w:r>
       <m:oMath>
         <m:r>
-          <m:t>ρ</m:t>
+          <m:t>𝜚</m:t>
         </m:r>
         <m:r>
           <m:rPr>
@@ -15775,7 +15811,7 @@
             </m:e>
             <m:sub>
               <m:r>
-                <m:t>ρ</m:t>
+                <m:t>𝜚</m:t>
               </m:r>
             </m:sub>
           </m:sSub>
@@ -15817,7 +15853,7 @@
                     <m:t>+</m:t>
                   </m:r>
                   <m:r>
-                    <m:t>ρ</m:t>
+                    <m:t>𝜚</m:t>
                   </m:r>
                   <m:r>
                     <m:rPr>
@@ -15925,7 +15961,7 @@
             </m:e>
             <m:sub>
               <m:r>
-                <m:t>ρ</m:t>
+                <m:t>𝜚</m:t>
               </m:r>
             </m:sub>
           </m:sSub>
@@ -15964,7 +16000,7 @@
             </m:e>
             <m:sub>
               <m:r>
-                <m:t>ρ</m:t>
+                <m:t>𝜚</m:t>
               </m:r>
             </m:sub>
           </m:sSub>
@@ -16015,7 +16051,7 @@
             </m:e>
             <m:sub>
               <m:r>
-                <m:t>ρ</m:t>
+                <m:t>𝜚</m:t>
               </m:r>
             </m:sub>
           </m:sSub>
@@ -16036,7 +16072,7 @@
             </m:e>
             <m:sub>
               <m:r>
-                <m:t>ρ</m:t>
+                <m:t>𝜚</m:t>
               </m:r>
             </m:sub>
           </m:sSub>
@@ -16054,7 +16090,7 @@
             </m:e>
             <m:sub>
               <m:r>
-                <m:t>ρ</m:t>
+                <m:t>𝜚</m:t>
               </m:r>
             </m:sub>
           </m:sSub>
@@ -16081,7 +16117,7 @@
             </m:e>
             <m:sub>
               <m:r>
-                <m:t>ρ</m:t>
+                <m:t>𝜚</m:t>
               </m:r>
             </m:sub>
             <m:sup>
@@ -16141,7 +16177,7 @@
           </m:e>
           <m:sub>
             <m:r>
-              <m:t>ρ</m:t>
+              <m:t>𝜚</m:t>
             </m:r>
           </m:sub>
         </m:sSub>
@@ -16203,7 +16239,7 @@
             </m:e>
             <m:sub>
               <m:r>
-                <m:t>ρ</m:t>
+                <m:t>𝜚</m:t>
               </m:r>
             </m:sub>
           </m:sSub>
@@ -16245,7 +16281,7 @@
             </m:e>
             <m:sub>
               <m:r>
-                <m:t>ρ</m:t>
+                <m:t>𝜚</m:t>
               </m:r>
             </m:sub>
           </m:sSub>
@@ -16302,7 +16338,7 @@
             </m:e>
             <m:sub>
               <m:r>
-                <m:t>ρ</m:t>
+                <m:t>𝜚</m:t>
               </m:r>
             </m:sub>
           </m:sSub>
@@ -16456,7 +16492,7 @@
           </m:e>
           <m:sub>
             <m:r>
-              <m:t>ρ</m:t>
+              <m:t>𝜚</m:t>
             </m:r>
           </m:sub>
         </m:sSub>
@@ -16614,7 +16650,7 @@
         <m:sSub>
           <m:e>
             <m:r>
-              <m:t>ρ</m:t>
+              <m:t>𝜚</m:t>
             </m:r>
           </m:e>
           <m:sub>
@@ -17548,13 +17584,97 @@
         </m:sSub>
       </m:oMath>
       <w:r>
-        <w:t xml:space="preserve">. For each OU</w:t>
-      </w:r>
-      <w:r>
-        <w:t xml:space="preserve"> </w:t>
-      </w:r>
-      <w:r>
-        <w:t xml:space="preserve">coordinate,</w:t>
+        <w:t xml:space="preserve">, and let</w:t>
+      </w:r>
+      <w:r>
+        <w:t xml:space="preserve"> </w:t>
+      </w:r>
+      <m:oMath>
+        <m:sSub>
+          <m:e>
+            <m:r>
+              <m:t>σ</m:t>
+            </m:r>
+          </m:e>
+          <m:sub>
+            <m:r>
+              <m:t>0</m:t>
+            </m:r>
+            <m:r>
+              <m:rPr>
+                <m:sty m:val="p"/>
+              </m:rPr>
+              <m:t>,</m:t>
+            </m:r>
+            <m:r>
+              <m:t>j</m:t>
+            </m:r>
+          </m:sub>
+        </m:sSub>
+      </m:oMath>
+      <w:r>
+        <w:t xml:space="preserve"> </w:t>
+      </w:r>
+      <w:r>
+        <w:t xml:space="preserve">denote the unit-amplitude scale of</w:t>
+      </w:r>
+      <w:r>
+        <w:t xml:space="preserve"> </w:t>
+      </w:r>
+      <m:oMath>
+        <m:sSub>
+          <m:e>
+            <m:r>
+              <m:t>η</m:t>
+            </m:r>
+          </m:e>
+          <m:sub>
+            <m:r>
+              <m:t>j</m:t>
+            </m:r>
+          </m:sub>
+        </m:sSub>
+      </m:oMath>
+      <w:r>
+        <w:t xml:space="preserve">, so that the</w:t>
+      </w:r>
+      <w:r>
+        <w:t xml:space="preserve"> </w:t>
+      </w:r>
+      <w:r>
+        <w:t xml:space="preserve">physical scale is</w:t>
+      </w:r>
+      <w:r>
+        <w:t xml:space="preserve"> </w:t>
+      </w:r>
+      <m:oMath>
+        <m:r>
+          <m:t>ϵ</m:t>
+        </m:r>
+        <m:sSub>
+          <m:e>
+            <m:r>
+              <m:t>σ</m:t>
+            </m:r>
+          </m:e>
+          <m:sub>
+            <m:r>
+              <m:t>0</m:t>
+            </m:r>
+            <m:r>
+              <m:rPr>
+                <m:sty m:val="p"/>
+              </m:rPr>
+              <m:t>,</m:t>
+            </m:r>
+            <m:r>
+              <m:t>j</m:t>
+            </m:r>
+          </m:sub>
+        </m:sSub>
+      </m:oMath>
+      <w:r>
+        <w:t xml:space="preserve">. For each OU coordinate,</w:t>
       </w:r>
     </w:p>
     <w:p>
@@ -19360,7 +19480,7 @@
           </m:e>
           <m:sub>
             <m:r>
-              <m:t>ρ</m:t>
+              <m:t>𝜚</m:t>
             </m:r>
           </m:sub>
         </m:sSub>
@@ -19417,7 +19537,7 @@
           </m:e>
           <m:sub>
             <m:r>
-              <m:t>ρ</m:t>
+              <m:t>𝜚</m:t>
             </m:r>
           </m:sub>
         </m:sSub>
